--- a/Novo(a) Documento do Microsoft Word.docx
+++ b/Novo(a) Documento do Microsoft Word.docx
@@ -4,7 +4,15 @@
   <w:body>
     <w:p>
       <w:r>
-        <w:t>olá</w:t>
+        <w:t>O</w:t>
+      </w:r>
+      <w:r>
+        <w:t>lá</w:t>
+      </w:r>
+    </w:p>
+    <w:p>
+      <w:r>
+        <w:t>Sou Diego</w:t>
       </w:r>
     </w:p>
     <w:sectPr>

--- a/Novo(a) Documento do Microsoft Word.docx
+++ b/Novo(a) Documento do Microsoft Word.docx
@@ -13,6 +13,12 @@
     <w:p>
       <w:r>
         <w:t>Sou Diego</w:t>
+      </w:r>
+    </w:p>
+    <w:p/>
+    <w:p>
+      <w:r>
+        <w:t>Estou Iniciando no github</w:t>
       </w:r>
     </w:p>
     <w:sectPr>
